--- a/projects/37_masked_duke/북부 대공님의 은밀한 치료제_1-50화_대본 검토_v2.docx
+++ b/projects/37_masked_duke/북부 대공님의 은밀한 치료제_1-50화_대본 검토_v2.docx
@@ -163,7 +163,7 @@
         <w:pStyle w:val="ListBullet"/>
       </w:pPr>
       <w:r>
-        <w:t>그래서 조건을 '서로'로 정하면 순서가 섭니다. 25화는 엘리 혼자 속으로 한 말이고, 30화는 행동입니다. 둘이 처음으로 서로 사랑한다고 말하는 43화에 풀립니다.</w:t>
+        <w:t>그래서 조건을 '둘이 서로 사랑할 때'로 정하면, 25화와 30화에는 안 풀리고 43화에 풀리는 이유가 맞아떨어집니다. 25화는 엘리 혼자 속으로 한 말이고, 30화는 행동입니다. 둘이 처음으로 서로 사랑한다고 말하는 43화에 풀립니다.</w:t>
       </w:r>
     </w:p>
     <w:p>
